--- a/Prelab 5.docx
+++ b/Prelab 5.docx
@@ -10,24 +10,39 @@
           <w:numId w:val="2"/>
         </w:numPr>
       </w:pPr>
-      <w:r>
-        <w:t>DDRx – Sets pin direction</w:t>
+      <w:proofErr w:type="spellStart"/>
+      <w:r>
+        <w:t>DDRx</w:t>
+      </w:r>
+      <w:proofErr w:type="spellEnd"/>
+      <w:r>
+        <w:t xml:space="preserve"> – Sets pin direction</w:t>
       </w:r>
     </w:p>
     <w:p>
       <w:pPr>
         <w:ind w:left="720"/>
       </w:pPr>
-      <w:r>
-        <w:t>PORTx - Drives output level or configures input pull-up</w:t>
+      <w:proofErr w:type="spellStart"/>
+      <w:r>
+        <w:t>PORTx</w:t>
+      </w:r>
+      <w:proofErr w:type="spellEnd"/>
+      <w:r>
+        <w:t xml:space="preserve"> - Drives output level or configures input pull-up</w:t>
       </w:r>
     </w:p>
     <w:p>
       <w:pPr>
         <w:ind w:left="720"/>
       </w:pPr>
-      <w:r>
-        <w:t>PINx – Reads voltage level on the pin</w:t>
+      <w:proofErr w:type="spellStart"/>
+      <w:r>
+        <w:t>PINx</w:t>
+      </w:r>
+      <w:proofErr w:type="spellEnd"/>
+      <w:r>
+        <w:t xml:space="preserve"> – Reads voltage level on the pin</w:t>
       </w:r>
     </w:p>
     <w:p>
@@ -136,7 +151,15 @@
         </w:numPr>
       </w:pPr>
       <w:r>
-        <w:t>UP ISR: if BlinkFreq __</w:t>
+        <w:t xml:space="preserve">UP ISR: if </w:t>
+      </w:r>
+      <w:proofErr w:type="spellStart"/>
+      <w:r>
+        <w:t>BlinkFreq</w:t>
+      </w:r>
+      <w:proofErr w:type="spellEnd"/>
+      <w:r>
+        <w:t xml:space="preserve"> __</w:t>
       </w:r>
       <w:r>
         <w:t>&lt;</w:t>
@@ -148,15 +171,28 @@
         <w:t>Increment</w:t>
       </w:r>
       <w:r>
-        <w:t>______ BlinkFreq</w:t>
-      </w:r>
+        <w:t xml:space="preserve">______ </w:t>
+      </w:r>
+      <w:proofErr w:type="spellStart"/>
+      <w:r>
+        <w:t>BlinkFreq</w:t>
+      </w:r>
+      <w:proofErr w:type="spellEnd"/>
     </w:p>
     <w:p>
       <w:pPr>
         <w:ind w:left="360"/>
       </w:pPr>
       <w:r>
-        <w:t>DOWN ISR: if BlinkFreq __</w:t>
+        <w:t xml:space="preserve">DOWN ISR: if </w:t>
+      </w:r>
+      <w:proofErr w:type="spellStart"/>
+      <w:r>
+        <w:t>BlinkFreq</w:t>
+      </w:r>
+      <w:proofErr w:type="spellEnd"/>
+      <w:r>
+        <w:t xml:space="preserve"> __</w:t>
       </w:r>
       <w:r>
         <w:t>&gt;</w:t>
@@ -168,8 +204,13 @@
         <w:t>decrement</w:t>
       </w:r>
       <w:r>
-        <w:t>_______ BlinkFreq</w:t>
-      </w:r>
+        <w:t xml:space="preserve">_______ </w:t>
+      </w:r>
+      <w:proofErr w:type="spellStart"/>
+      <w:r>
+        <w:t>BlinkFreq</w:t>
+      </w:r>
+      <w:proofErr w:type="spellEnd"/>
       <w:r>
         <w:t xml:space="preserve"> </w:t>
       </w:r>
@@ -179,13 +220,26 @@
         <w:ind w:left="360"/>
       </w:pPr>
       <w:r>
-        <w:t>If BlinkFreq = 15 and UP is selected:</w:t>
+        <w:t xml:space="preserve">If </w:t>
+      </w:r>
+      <w:proofErr w:type="spellStart"/>
+      <w:r>
+        <w:t>BlinkFreq</w:t>
+      </w:r>
+      <w:proofErr w:type="spellEnd"/>
+      <w:r>
+        <w:t xml:space="preserve"> = 15 and UP is selected:</w:t>
       </w:r>
       <w:r>
         <w:t xml:space="preserve"> </w:t>
       </w:r>
-      <w:r>
-        <w:t>BlinkFreq = 15</w:t>
+      <w:proofErr w:type="spellStart"/>
+      <w:r>
+        <w:t>BlinkFreq</w:t>
+      </w:r>
+      <w:proofErr w:type="spellEnd"/>
+      <w:r>
+        <w:t xml:space="preserve"> = 15</w:t>
       </w:r>
     </w:p>
     <w:p>
@@ -193,13 +247,26 @@
         <w:ind w:left="360"/>
       </w:pPr>
       <w:r>
-        <w:t>If BlinkFreq = 1 and DOWN is selected:</w:t>
+        <w:t xml:space="preserve">If </w:t>
+      </w:r>
+      <w:proofErr w:type="spellStart"/>
+      <w:r>
+        <w:t>BlinkFreq</w:t>
+      </w:r>
+      <w:proofErr w:type="spellEnd"/>
+      <w:r>
+        <w:t xml:space="preserve"> = 1 and DOWN is selected:</w:t>
       </w:r>
       <w:r>
         <w:t xml:space="preserve"> </w:t>
       </w:r>
-      <w:r>
-        <w:t>BlinkFreq = 1</w:t>
+      <w:proofErr w:type="spellStart"/>
+      <w:r>
+        <w:t>BlinkFreq</w:t>
+      </w:r>
+      <w:proofErr w:type="spellEnd"/>
+      <w:r>
+        <w:t xml:space="preserve"> = 1</w:t>
       </w:r>
     </w:p>
     <w:p>
@@ -215,8 +282,13 @@
           <w:numId w:val="2"/>
         </w:numPr>
       </w:pPr>
-      <w:r>
-        <w:t xml:space="preserve">BlinkFreq = 1: PC3 PC2 PC1 PC0 = </w:t>
+      <w:proofErr w:type="spellStart"/>
+      <w:r>
+        <w:t>BlinkFreq</w:t>
+      </w:r>
+      <w:proofErr w:type="spellEnd"/>
+      <w:r>
+        <w:t xml:space="preserve"> = 1: PC3 PC2 PC1 PC0 = </w:t>
       </w:r>
       <w:r>
         <w:t>0001</w:t>
@@ -226,8 +298,13 @@
       <w:pPr>
         <w:pStyle w:val="ListParagraph"/>
       </w:pPr>
-      <w:r>
-        <w:t xml:space="preserve">BlinkFreq = 5: PC3 PC2 PC1 PC0 = </w:t>
+      <w:proofErr w:type="spellStart"/>
+      <w:r>
+        <w:t>BlinkFreq</w:t>
+      </w:r>
+      <w:proofErr w:type="spellEnd"/>
+      <w:r>
+        <w:t xml:space="preserve"> = 5: PC3 PC2 PC1 PC0 = </w:t>
       </w:r>
       <w:r>
         <w:t>0101</w:t>
@@ -237,8 +314,13 @@
       <w:pPr>
         <w:pStyle w:val="ListParagraph"/>
       </w:pPr>
-      <w:r>
-        <w:t xml:space="preserve">BlinkFreq = 10: PC3 PC2 PC1 PC0 = </w:t>
+      <w:proofErr w:type="spellStart"/>
+      <w:r>
+        <w:t>BlinkFreq</w:t>
+      </w:r>
+      <w:proofErr w:type="spellEnd"/>
+      <w:r>
+        <w:t xml:space="preserve"> = 10: PC3 PC2 PC1 PC0 = </w:t>
       </w:r>
       <w:r>
         <w:t>1010</w:t>
@@ -248,8 +330,13 @@
       <w:pPr>
         <w:pStyle w:val="ListParagraph"/>
       </w:pPr>
-      <w:r>
-        <w:t xml:space="preserve">BlinkFreq = 15: PC3 PC2 PC1 PC0 = </w:t>
+      <w:proofErr w:type="spellStart"/>
+      <w:r>
+        <w:t>BlinkFreq</w:t>
+      </w:r>
+      <w:proofErr w:type="spellEnd"/>
+      <w:r>
+        <w:t xml:space="preserve"> = 15: PC3 PC2 PC1 PC0 = </w:t>
       </w:r>
       <w:r>
         <w:t>1111</w:t>
@@ -312,7 +399,15 @@
         <w:t>3</w:t>
       </w:r>
       <w:r>
-        <w:t>_ BlinkFreq becomes 7.</w:t>
+        <w:t xml:space="preserve">_ </w:t>
+      </w:r>
+      <w:proofErr w:type="spellStart"/>
+      <w:r>
+        <w:t>BlinkFreq</w:t>
+      </w:r>
+      <w:proofErr w:type="spellEnd"/>
+      <w:r>
+        <w:t xml:space="preserve"> becomes 7.</w:t>
       </w:r>
     </w:p>
     <w:p>
@@ -356,6 +451,19 @@
       <w:r>
         <w:t xml:space="preserve"> The main program uses the new blink rate</w:t>
       </w:r>
+    </w:p>
+    <w:p/>
+    <w:p/>
+    <w:p/>
+    <w:p>
+      <w:hyperlink r:id="rId5" w:history="1">
+        <w:r>
+          <w:rPr>
+            <w:rStyle w:val="Hyperlink"/>
+          </w:rPr>
+          <w:t>https://github.com/vdnguyen1446/EECE3624-Lab05</w:t>
+        </w:r>
+      </w:hyperlink>
     </w:p>
     <w:p/>
     <w:sectPr>
@@ -1474,6 +1582,29 @@
       <w:spacing w:val="5"/>
     </w:rPr>
   </w:style>
+  <w:style w:type="character" w:styleId="Hyperlink">
+    <w:name w:val="Hyperlink"/>
+    <w:basedOn w:val="DefaultParagraphFont"/>
+    <w:uiPriority w:val="99"/>
+    <w:unhideWhenUsed/>
+    <w:rsid w:val="00A55F11"/>
+    <w:rPr>
+      <w:color w:val="467886" w:themeColor="hyperlink"/>
+      <w:u w:val="single"/>
+    </w:rPr>
+  </w:style>
+  <w:style w:type="character" w:styleId="UnresolvedMention">
+    <w:name w:val="Unresolved Mention"/>
+    <w:basedOn w:val="DefaultParagraphFont"/>
+    <w:uiPriority w:val="99"/>
+    <w:semiHidden/>
+    <w:unhideWhenUsed/>
+    <w:rsid w:val="00A55F11"/>
+    <w:rPr>
+      <w:color w:val="605E5C"/>
+      <w:shd w:val="clear" w:color="auto" w:fill="E1DFDD"/>
+    </w:rPr>
+  </w:style>
 </w:styles>
 </file>
 
